--- a/benchmarks/outputs/mock/05-supply-chain-acquisition/brief.docx
+++ b/benchmarks/outputs/mock/05-supply-chain-acquisition/brief.docx
@@ -15,7 +15,7 @@
         <w:pStyle w:val="Small"/>
       </w:pPr>
       <w:r>
-        <w:t xml:space="preserve">Format: mckinsey-style-note · Provider: mock · Generated: 2026-08-18T13:29:14.225Z</w:t>
+        <w:t xml:space="preserve">Format: mckinsey-style-note · Provider: mock · Generated: 2026-08-19T11:59:14.159Z</w:t>
       </w:r>
     </w:p>
     <w:p>

--- a/benchmarks/outputs/mock/05-supply-chain-acquisition/brief.docx
+++ b/benchmarks/outputs/mock/05-supply-chain-acquisition/brief.docx
@@ -15,7 +15,7 @@
         <w:pStyle w:val="Small"/>
       </w:pPr>
       <w:r>
-        <w:t xml:space="preserve">Format: mckinsey-style-note · Provider: mock · Generated: 2026-08-19T11:59:14.159Z</w:t>
+        <w:t xml:space="preserve">Format: mckinsey-style-note · Provider: mock · Generated: 2026-08-19T12:23:41.637Z</w:t>
       </w:r>
     </w:p>
     <w:p>

--- a/benchmarks/outputs/mock/05-supply-chain-acquisition/brief.docx
+++ b/benchmarks/outputs/mock/05-supply-chain-acquisition/brief.docx
@@ -15,7 +15,7 @@
         <w:pStyle w:val="Small"/>
       </w:pPr>
       <w:r>
-        <w:t xml:space="preserve">Format: mckinsey-style-note · Provider: mock · Generated: 2026-08-19T12:23:41.637Z</w:t>
+        <w:t xml:space="preserve">Format: mckinsey-style-note · Provider: mock · Generated: 2026-08-20T07:44:24.944Z</w:t>
       </w:r>
     </w:p>
     <w:p>
@@ -23,7 +23,7 @@
         <w:pStyle w:val="Small"/>
       </w:pPr>
       <w:r>
-        <w:t xml:space="preserve">Recommended: OPT-A · Aggregated risk: high · Total words: 326 / 1200</w:t>
+        <w:t xml:space="preserve">Recommended: OPT-A · Aggregated risk: high · Total words: 372 / 1200</w:t>
       </w:r>
     </w:p>
     <w:p>
@@ -99,7 +99,7 @@
     </w:p>
     <w:p>
       <w:r>
-        <w:t xml:space="preserve">The German mid-market SaaS segment grew 12% CAGR between 2022 and 2025 and now represents the largest addressable slice of EMEA. Foreign providers captured roughly 22% of the €7.5bn 2022-2025 growth, with the remainder held by domestic players.</w:t>
+        <w:t xml:space="preserve">Enter Germany via a majority partnership by Q3 2026, or lose the mid-market SaaS entry window for the next 18 months. The German mid-market SaaS segment grew 12% CAGR between 2022 and 2025 and now represents the largest addressable slice of EMEA. Foreign providers captured roughly 22 percent of the 7.5 billion euro 2022-2025 growth, with the remainder held by domestic players — a foothold that regulatory tightening and SAP's DACH mid-market defence are set to close over the next 18 months.</w:t>
       </w:r>
     </w:p>
     <w:p>
